--- a/QED Course/Lesson 84 QED at Finite Temperature.docx
+++ b/QED Course/Lesson 84 QED at Finite Temperature.docx
@@ -453,7 +453,7 @@
     </w:tbl>
     <w:p>
       <w:r>
-        <w:t>Natural units, ħ = c = k_B = 1. In display equations, square brackets enclose function arguments and visible groupings.</w:t>
+        <w:t>Natural units, ℏ = c = k_B = 1. In display equations, square brackets enclose function arguments and visible groupings.</w:t>
       </w:r>
     </w:p>
     <w:p>
@@ -1795,7 +1795,7 @@
     </w:p>
     <w:p>
       <w:r>
-        <w:t>kT = 8.617×10⁻⁵ eV/K × 2.7255 K = 2.349×10⁻⁴ eV. In ordinary units u = (π²/15)(kT)⁴/(ħc)³. With ħc = 1.9733×10⁻⁵ eV cm, (ħc)³ = 7.684×10⁻¹⁵ eV³ cm³ and (kT)⁴ = 3.044×10⁻¹⁵ eV⁴. So u = 0.658 × 3.044/7.684 eV/cm³ = 0.261 eV/cm³. The number density, 2ζ(3)T³/π², is 411 photons per cm³. The mean energy per photon is u/n = 6.3×10⁻⁴ eV, about 2.7T.</w:t>
+        <w:t>kT = 8.617×10⁻⁵ eV/K × 2.7255 K = 2.349×10⁻⁴ eV. In ordinary units u = (π²/15)(kT)⁴/(ℏc)³. With ℏc = 1.9733×10⁻⁵ eV cm, (ℏc)³ = 7.684×10⁻¹⁵ eV³ cm³ and (kT)⁴ = 3.044×10⁻¹⁵ eV⁴. So u = 0.658 × 3.044/7.684 eV/cm³ = 0.261 eV/cm³. The number density, 2ζ(3)T³/π², is 411 photons per cm³. The mean energy per photon is u/n = 6.3×10⁻⁴ eV, about 2.7T.</w:t>
       </w:r>
     </w:p>
     <w:p>
@@ -2009,7 +2009,7 @@
     </w:p>
     <w:p>
       <w:r>
-        <w:t>m_D = eT/√3, with e = √(4πα) = 0.3028, so m_D = 0.1748T = 1.748 MeV. The screening length is ħc/m_D = 197.3 MeV fm/1.748 MeV = 113 fm. The number density of photons is 2ζ(3)T³/π² = 0.2436T³. Each fermionic state has 3/4 of a bosonic state's density, so the four e⁺e⁻ states add (3/2) × 0.2436T³, for a total of 0.609T³. At T = 10 MeV this is 7.9×10⁻⁵ fm⁻³, a mean spacing of 23 fm. A cube one screening length on a side therefore holds about 115 particles. The Debye picture treats the plasma as a continuum, and with this many particles inside the screening cloud it is self-consistent. The ratio m_D/T = e/√3 is small because e is small. That smallness is what makes the perturbative treatment of a QED plasma work.</w:t>
+        <w:t>m_D = eT/√3, with e = √(4πα) = 0.3028, so m_D = 0.1748T = 1.748 MeV. The screening length is ℏc/m_D = 197.3 MeV fm/1.748 MeV = 113 fm. The number density of photons is 2ζ(3)T³/π² = 0.2436T³. Each fermionic state has 3/4 of a bosonic state's density, so the four e⁺e⁻ states add (3/2) × 0.2436T³, for a total of 0.609T³. At T = 10 MeV this is 7.9×10⁻⁵ fm⁻³, a mean spacing of 23 fm. A cube one screening length on a side therefore holds about 115 particles. The Debye picture treats the plasma as a continuum, and with this many particles inside the screening cloud it is self-consistent. The ratio m_D/T = e/√3 is small because e is small. That smallness is what makes the perturbative treatment of a QED plasma work.</w:t>
       </w:r>
     </w:p>
     <w:p>
@@ -3230,7 +3230,7 @@
         <w:t xml:space="preserve"> </w:t>
       </w:r>
       <w:r>
-        <w:t>n = 2 × 1.202/π² × (kT/ħc)³ = 0.2436 × (2.349×10⁻⁴/1.9733×10⁻⁵ cm⁻¹)³ = 0.2436 × 1687 cm⁻³ = 411 cm⁻³.</w:t>
+        <w:t>n = 2 × 1.202/π² × (kT/ℏc)³ = 0.2436 × (2.349×10⁻⁴/1.9733×10⁻⁵ cm⁻¹)³ = 0.2436 × 1687 cm⁻³ = 411 cm⁻³.</w:t>
       </w:r>
     </w:p>
     <w:p>
